--- a/Reverend Insanity Chapter 7.docx
+++ b/Reverend Insanity Chapter 7.docx
@@ -241,7 +241,7 @@
         <w:spacing w:after="120"/>
       </w:pPr>
       <w:r>
-        <w:t>As he thought this, the academy elder continued aloud with the previous topic. "In our clan's history, many strong figures have appeared. Among them, there have been two Rank 5 experts. One was the first-generation clan leader, our founding ancestor, who established the Gu Yue Village. The other was the fourth-generation clan leader. His natural talent was outstanding, and he cultivated all the way to the realm of a Rank 5 Gu Master. If not for that despicable and shameless demon, the Flower-wine Monk, launching a sneak attack, he might have advanced to Rank 6. Alas..."</w:t>
+        <w:t>As he thought this, the academy elder continued aloud with the previous topic. "In our clan's history, many strong figures have appeared. Among them, there have been two Rank 5 experts. One was the first-generation clan leader, our founding ancestor, who established the Gu Yue Village. The other was the fourth-generation clan leader. His natural talent was outstanding, and he cultivated all the way to the realm of a Rank 5 Gu Master. If not for that despicable and shameless demon, the Flower-Wine Monk, launching a sneak attack, he might have advanced to Rank 6. Alas..."</w:t>
       </w:r>
     </w:p>
     <w:p>
@@ -265,7 +265,7 @@
         <w:spacing w:after="120"/>
       </w:pPr>
       <w:r>
-        <w:t>"It's all that Flower-wine Monk's fault, he was too sinister and cunning!"</w:t>
+        <w:t>"It's all that Flower-Wine Monk's fault, he was too sinister and cunning!"</w:t>
       </w:r>
     </w:p>
     <w:p>
@@ -289,7 +289,7 @@
         <w:spacing w:after="120"/>
       </w:pPr>
       <w:r>
-        <w:t>There was not a single Gu Yue clansman who did not know the story of the fourth-generation clan leader and the Flower-wine Monk.</w:t>
+        <w:t>There was not a single Gu Yue clansman who did not know the story of the fourth-generation clan leader and the Flower-Wine Monk.</w:t>
       </w:r>
     </w:p>
     <w:p>
@@ -297,7 +297,7 @@
         <w:spacing w:after="120"/>
       </w:pPr>
       <w:r>
-        <w:t>The Flower-wine Monk was also a Rank 5 Gu Master, a notorious flower thief who had committed evil for many years and was infamous in the demonic path at that time. Several hundred years ago, he prowled to Qing Mao Mountain and attempted to commit crimes in the Gu Yue Village, but was seen through by the fourth-generation clan leader. After an earth-shaking battle, the Flower-wine Monk was beaten to his knees, begging for mercy. The fourth-generation clan leader, kind-hearted and benevolent, intended to spare his life. Instead, the Flower-wine Monk suddenly launched a sneak attack, gravely wounding the fourth-generation clan leader.</w:t>
+        <w:t>The Flower-Wine Monk was also a Rank 5 Gu Master, a notorious flower thief who had committed evil for many years and was infamous in the demonic path at that time. Several hundred years ago, he prowled to Qing Mao Mountain and attempted to commit crimes in the Gu Yue Village, but was seen through by the fourth-generation clan leader. After an earth-shaking battle, the Flower-Wine Monk was beaten to his knees, begging for mercy. The fourth-generation clan leader, kind-hearted and benevolent, intended to spare his life. Instead, the Flower-Wine Monk suddenly launched a sneak attack, gravely wounding the fourth-generation clan leader.</w:t>
       </w:r>
     </w:p>
     <w:p>
@@ -305,7 +305,7 @@
         <w:spacing w:after="120"/>
       </w:pPr>
       <w:r>
-        <w:t>The clan leader was consumed by rage and killed the Flower-wine Monk on the spot. However, he subsequently succumbed to his severe wounds and departed from this mortal world.</w:t>
+        <w:t>The clan leader was consumed by rage and killed the Flower-Wine Monk on the spot. However, he subsequently succumbed to his severe wounds and departed from this mortal world.</w:t>
       </w:r>
     </w:p>
     <w:p>
@@ -321,7 +321,7 @@
         <w:spacing w:after="120"/>
       </w:pPr>
       <w:r>
-        <w:t>"Flower-wine Monk, huh..." Woken by the denunciations in the classroom, Fang Yuan opened his bleary, sleepy eyes.</w:t>
+        <w:t>"Flower-Wine Monk, huh..." Woken by the denunciations in the classroom, Fang Yuan opened his bleary, sleepy eyes.</w:t>
       </w:r>
     </w:p>
     <w:p>
@@ -329,7 +329,7 @@
         <w:spacing w:after="120"/>
       </w:pPr>
       <w:r>
-        <w:t>He gave a long, lazy stretch, and in his heart he could not help but feel resentful. "Where on earth did this Flower-wine Monk die? Why have I searched all around the village and still haven't found his inheritance?"</w:t>
+        <w:t>He gave a long, lazy stretch, and in his heart he could not help but feel resentful. "Where on earth did this Flower-Wine Monk die? Why have I searched all around the village and still haven't found his inheritance?"</w:t>
       </w:r>
     </w:p>
     <w:p>
@@ -353,7 +353,7 @@
         <w:spacing w:after="120"/>
       </w:pPr>
       <w:r>
-        <w:t>A Liquor Worm is a very precious kind of Gu. Still flushed with wine, that Gu Master risked entering the cave and reached a clandestine chamber. There, he discovered the skeletal remains of the Flower-wine Monk, along with the inheritance left behind.</w:t>
+        <w:t>A Liquor Worm is a very precious kind of Gu. Still flushed with wine, that Gu Master risked entering the cave and reached a clandestine chamber. There, he discovered the skeletal remains of the Flower-Wine Monk, along with the inheritance left behind.</w:t>
       </w:r>
     </w:p>
     <w:p>
@@ -377,7 +377,7 @@
         <w:spacing w:after="120"/>
       </w:pPr>
       <w:r>
-        <w:t>"What a pity that I only heard a general outline back then and didn't know the exact location. At that time, I never thought there would be a day when I would be reborn. Flower-wine Monk, where on earth did you die?"</w:t>
+        <w:t>"What a pity that I only heard a general outline back then and didn't know the exact location. At that time, I never thought there would be a day when I would be reborn. Flower-Wine Monk, where on earth did you die?"</w:t>
       </w:r>
     </w:p>
     <w:p>

--- a/Reverend Insanity Chapter 7.docx
+++ b/Reverend Insanity Chapter 7.docx
@@ -8,7 +8,7 @@
         <w:jc w:val="center"/>
       </w:pPr>
       <w:r>
-        <w:t>Chapter 7: Gu Masters Have Nine Ranks, Flower Wine Leaves His Hidden Inheritance</w:t>
+        <w:t>Chapter 7: Gu Masters Have Nine Ranks, Flower-Wine Monk Leaves His Hidden Inheritance</w:t>
       </w:r>
     </w:p>
     <w:p>

--- a/Reverend Insanity Chapter 7.docx
+++ b/Reverend Insanity Chapter 7.docx
@@ -8,7 +8,7 @@
         <w:jc w:val="center"/>
       </w:pPr>
       <w:r>
-        <w:t>Chapter 7: Gu Masters Have Nine Ranks, Flower-Wine Monk Leaves His Hidden Inheritance</w:t>
+        <w:t>Chapter 7: Gu Masters Have Nine Ranks; Flower-Wine Monk Leaves His Hidden Inheritance</w:t>
       </w:r>
     </w:p>
     <w:p>
